--- a/files/Anderson Garner Resume.docx
+++ b/files/Anderson Garner Resume.docx
@@ -717,25 +717,7 @@
           <w:sz w:val="21"/>
           <w:szCs w:val="21"/>
         </w:rPr>
-        <w:t xml:space="preserve">Perform vibration assessment of a new </w:t>
-      </w:r>
-      <w:proofErr w:type="spellStart"/>
-      <w:r>
-        <w:rPr>
-          <w:rFonts w:ascii="Times New Roman" w:hAnsi="Times New Roman" w:cs="Times New Roman"/>
-          <w:sz w:val="21"/>
-          <w:szCs w:val="21"/>
-        </w:rPr>
-        <w:t>CargoMax</w:t>
-      </w:r>
-      <w:proofErr w:type="spellEnd"/>
-      <w:r>
-        <w:rPr>
-          <w:rFonts w:ascii="Times New Roman" w:hAnsi="Times New Roman" w:cs="Times New Roman"/>
-          <w:sz w:val="21"/>
-          <w:szCs w:val="21"/>
-        </w:rPr>
-        <w:t xml:space="preserve"> spare tire mounting system, evaluating bolt-locking methods to improve durability and reliability.</w:t>
+        <w:t>Perform vibration assessment of a new CargoMax spare tire mounting system, evaluating bolt-locking methods to improve durability and reliability.</w:t>
       </w:r>
     </w:p>
     <w:p>
@@ -774,18 +756,16 @@
           <w:sz w:val="21"/>
           <w:szCs w:val="21"/>
         </w:rPr>
-        <w:t xml:space="preserve"> CAD models for manufacturability, </w:t>
-      </w:r>
-      <w:proofErr w:type="spellStart"/>
-      <w:r>
-        <w:rPr>
-          <w:rFonts w:ascii="Times New Roman" w:hAnsi="Times New Roman" w:cs="Times New Roman"/>
-          <w:sz w:val="21"/>
-          <w:szCs w:val="21"/>
-        </w:rPr>
-        <w:t>produc</w:t>
-      </w:r>
-      <w:proofErr w:type="spellEnd"/>
+        <w:t xml:space="preserve"> CAD models for manufacturability, produc</w:t>
+      </w:r>
+      <w:r>
+        <w:rPr>
+          <w:rFonts w:ascii="Times New Roman" w:hAnsi="Times New Roman" w:cs="Times New Roman"/>
+          <w:sz w:val="21"/>
+          <w:szCs w:val="21"/>
+        </w:rPr>
+        <w:t>e</w:t>
+      </w:r>
       <w:r>
         <w:rPr>
           <w:rFonts w:ascii="Times New Roman" w:hAnsi="Times New Roman" w:cs="Times New Roman"/>
